--- a/examples/graphics/doc/23-relationship-pair.docx
+++ b/examples/graphics/doc/23-relationship-pair.docx
@@ -399,7 +399,7 @@
         <w:rPr>
           <w:rStyle w:val="VerbatimChar"/>
         </w:rPr>
-        <w:t xml:space="preserve">## plot: [1, 1] [=====&gt;------------------------------------------------------------------------------------------] 6% est: 0s</w:t>
+        <w:t xml:space="preserve">## plot: [1, 1] [=====&gt;-------------------------------------------------------------------------------------------] 6% est: 0s</w:t>
       </w:r>
     </w:p>
     <w:p>
@@ -430,34 +430,34 @@
         <w:rPr>
           <w:rStyle w:val="VerbatimChar"/>
         </w:rPr>
-        <w:t xml:space="preserve">## plot: [1, 2] [===========&gt;------------------------------------------------------------------------------------] 12% est: 1s</w:t>
-      </w:r>
-      <w:r>
-        <w:br/>
-      </w:r>
-      <w:r>
-        <w:rPr>
-          <w:rStyle w:val="VerbatimChar"/>
-        </w:rPr>
-        <w:t xml:space="preserve">## plot: [1, 3] [=================&gt;------------------------------------------------------------------------------] 19% est: 1s</w:t>
-      </w:r>
-      <w:r>
-        <w:br/>
-      </w:r>
-      <w:r>
-        <w:rPr>
-          <w:rStyle w:val="VerbatimChar"/>
-        </w:rPr>
-        <w:t xml:space="preserve">## plot: [1, 4] [=======================&gt;------------------------------------------------------------------------] 25% est: 1s</w:t>
-      </w:r>
-      <w:r>
-        <w:br/>
-      </w:r>
-      <w:r>
-        <w:rPr>
-          <w:rStyle w:val="VerbatimChar"/>
-        </w:rPr>
-        <w:t xml:space="preserve">## plot: [2, 1] [=============================&gt;------------------------------------------------------------------] 31% est: 1s</w:t>
+        <w:t xml:space="preserve">## plot: [1, 2] [===========&gt;-------------------------------------------------------------------------------------] 12% est: 1s</w:t>
+      </w:r>
+      <w:r>
+        <w:br/>
+      </w:r>
+      <w:r>
+        <w:rPr>
+          <w:rStyle w:val="VerbatimChar"/>
+        </w:rPr>
+        <w:t xml:space="preserve">## plot: [1, 3] [=================&gt;-------------------------------------------------------------------------------] 19% est: 2s</w:t>
+      </w:r>
+      <w:r>
+        <w:br/>
+      </w:r>
+      <w:r>
+        <w:rPr>
+          <w:rStyle w:val="VerbatimChar"/>
+        </w:rPr>
+        <w:t xml:space="preserve">## plot: [1, 4] [=======================&gt;-------------------------------------------------------------------------] 25% est: 2s</w:t>
+      </w:r>
+      <w:r>
+        <w:br/>
+      </w:r>
+      <w:r>
+        <w:rPr>
+          <w:rStyle w:val="VerbatimChar"/>
+        </w:rPr>
+        <w:t xml:space="preserve">## plot: [2, 1] [=============================&gt;-------------------------------------------------------------------] 31% est: 2s</w:t>
       </w:r>
     </w:p>
     <w:p>
@@ -488,7 +488,7 @@
         <w:rPr>
           <w:rStyle w:val="VerbatimChar"/>
         </w:rPr>
-        <w:t xml:space="preserve">## plot: [2, 2] [===================================&gt;------------------------------------------------------------] 38% est: 1s</w:t>
+        <w:t xml:space="preserve">## plot: [2, 2] [===================================&gt;-------------------------------------------------------------] 38% est: 1s</w:t>
       </w:r>
     </w:p>
     <w:p>
@@ -519,25 +519,25 @@
         <w:rPr>
           <w:rStyle w:val="VerbatimChar"/>
         </w:rPr>
-        <w:t xml:space="preserve">## plot: [2, 3] [=========================================&gt;------------------------------------------------------] 44% est: 1s</w:t>
-      </w:r>
-      <w:r>
-        <w:br/>
-      </w:r>
-      <w:r>
-        <w:rPr>
-          <w:rStyle w:val="VerbatimChar"/>
-        </w:rPr>
-        <w:t xml:space="preserve">## plot: [2, 4] [===============================================&gt;------------------------------------------------] 50% est: 1s</w:t>
-      </w:r>
-      <w:r>
-        <w:br/>
-      </w:r>
-      <w:r>
-        <w:rPr>
-          <w:rStyle w:val="VerbatimChar"/>
-        </w:rPr>
-        <w:t xml:space="preserve">## plot: [3, 1] [=====================================================&gt;------------------------------------------] 56% est: 1s</w:t>
+        <w:t xml:space="preserve">## plot: [2, 3] [=========================================&gt;-------------------------------------------------------] 44% est: 1s</w:t>
+      </w:r>
+      <w:r>
+        <w:br/>
+      </w:r>
+      <w:r>
+        <w:rPr>
+          <w:rStyle w:val="VerbatimChar"/>
+        </w:rPr>
+        <w:t xml:space="preserve">## plot: [2, 4] [===============================================&gt;-------------------------------------------------] 50% est: 1s</w:t>
+      </w:r>
+      <w:r>
+        <w:br/>
+      </w:r>
+      <w:r>
+        <w:rPr>
+          <w:rStyle w:val="VerbatimChar"/>
+        </w:rPr>
+        <w:t xml:space="preserve">## plot: [3, 1] [======================================================&gt;------------------------------------------] 56% est: 1s</w:t>
       </w:r>
     </w:p>
     <w:p>
@@ -568,7 +568,7 @@
         <w:rPr>
           <w:rStyle w:val="VerbatimChar"/>
         </w:rPr>
-        <w:t xml:space="preserve">## plot: [3, 2] [===========================================================&gt;------------------------------------] 62% est: 1s</w:t>
+        <w:t xml:space="preserve">## plot: [3, 2] [============================================================&gt;------------------------------------] 62% est: 1s</w:t>
       </w:r>
     </w:p>
     <w:p>
@@ -599,7 +599,7 @@
         <w:rPr>
           <w:rStyle w:val="VerbatimChar"/>
         </w:rPr>
-        <w:t xml:space="preserve">## plot: [3, 3] [=================================================================&gt;------------------------------] 69% est: 1s</w:t>
+        <w:t xml:space="preserve">## plot: [3, 3] [==================================================================&gt;------------------------------] 69% est: 1s</w:t>
       </w:r>
     </w:p>
     <w:p>
@@ -630,16 +630,16 @@
         <w:rPr>
           <w:rStyle w:val="VerbatimChar"/>
         </w:rPr>
-        <w:t xml:space="preserve">## plot: [3, 4] [=======================================================================&gt;------------------------] 75% est: 0s</w:t>
-      </w:r>
-      <w:r>
-        <w:br/>
-      </w:r>
-      <w:r>
-        <w:rPr>
-          <w:rStyle w:val="VerbatimChar"/>
-        </w:rPr>
-        <w:t xml:space="preserve">## plot: [4, 1] [=============================================================================&gt;------------------] 81% est: 0s</w:t>
+        <w:t xml:space="preserve">## plot: [3, 4] [========================================================================&gt;------------------------] 75% est: 1s</w:t>
+      </w:r>
+      <w:r>
+        <w:br/>
+      </w:r>
+      <w:r>
+        <w:rPr>
+          <w:rStyle w:val="VerbatimChar"/>
+        </w:rPr>
+        <w:t xml:space="preserve">## plot: [4, 1] [==============================================================================&gt;------------------] 81% est: 0s</w:t>
       </w:r>
     </w:p>
     <w:p>
@@ -670,7 +670,7 @@
         <w:rPr>
           <w:rStyle w:val="VerbatimChar"/>
         </w:rPr>
-        <w:t xml:space="preserve">## plot: [4, 2] [===================================================================================&gt;------------] 88% est: 0s</w:t>
+        <w:t xml:space="preserve">## plot: [4, 2] [====================================================================================&gt;------------] 88% est: 0s</w:t>
       </w:r>
     </w:p>
     <w:p>
@@ -701,7 +701,7 @@
         <w:rPr>
           <w:rStyle w:val="VerbatimChar"/>
         </w:rPr>
-        <w:t xml:space="preserve">## plot: [4, 3] [=========================================================================================&gt;------] 94% est: 0s</w:t>
+        <w:t xml:space="preserve">## plot: [4, 3] [==========================================================================================&gt;------] 94% est: 0s</w:t>
       </w:r>
     </w:p>
     <w:p>
@@ -732,7 +732,7 @@
         <w:rPr>
           <w:rStyle w:val="VerbatimChar"/>
         </w:rPr>
-        <w:t xml:space="preserve">## plot: [4, 4] [================================================================================================]100% est: 0s</w:t>
+        <w:t xml:space="preserve">## plot: [4, 4] [=================================================================================================]100% est: 0s</w:t>
       </w:r>
     </w:p>
     <w:p>

--- a/examples/graphics/doc/23-relationship-pair.docx
+++ b/examples/graphics/doc/23-relationship-pair.docx
@@ -430,25 +430,25 @@
         <w:rPr>
           <w:rStyle w:val="VerbatimChar"/>
         </w:rPr>
-        <w:t xml:space="preserve">## plot: [1, 2] [===========&gt;-------------------------------------------------------------------------------------] 12% est: 1s</w:t>
-      </w:r>
-      <w:r>
-        <w:br/>
-      </w:r>
-      <w:r>
-        <w:rPr>
-          <w:rStyle w:val="VerbatimChar"/>
-        </w:rPr>
-        <w:t xml:space="preserve">## plot: [1, 3] [=================&gt;-------------------------------------------------------------------------------] 19% est: 2s</w:t>
-      </w:r>
-      <w:r>
-        <w:br/>
-      </w:r>
-      <w:r>
-        <w:rPr>
-          <w:rStyle w:val="VerbatimChar"/>
-        </w:rPr>
-        <w:t xml:space="preserve">## plot: [1, 4] [=======================&gt;-------------------------------------------------------------------------] 25% est: 2s</w:t>
+        <w:t xml:space="preserve">## plot: [1, 2] [===========&gt;-------------------------------------------------------------------------------------] 12% est: 3s</w:t>
+      </w:r>
+      <w:r>
+        <w:br/>
+      </w:r>
+      <w:r>
+        <w:rPr>
+          <w:rStyle w:val="VerbatimChar"/>
+        </w:rPr>
+        <w:t xml:space="preserve">## plot: [1, 3] [=================&gt;-------------------------------------------------------------------------------] 19% est: 3s</w:t>
+      </w:r>
+      <w:r>
+        <w:br/>
+      </w:r>
+      <w:r>
+        <w:rPr>
+          <w:rStyle w:val="VerbatimChar"/>
+        </w:rPr>
+        <w:t xml:space="preserve">## plot: [1, 4] [=======================&gt;-------------------------------------------------------------------------] 25% est: 3s</w:t>
       </w:r>
       <w:r>
         <w:br/>
@@ -488,7 +488,7 @@
         <w:rPr>
           <w:rStyle w:val="VerbatimChar"/>
         </w:rPr>
-        <w:t xml:space="preserve">## plot: [2, 2] [===================================&gt;-------------------------------------------------------------] 38% est: 1s</w:t>
+        <w:t xml:space="preserve">## plot: [2, 2] [===================================&gt;-------------------------------------------------------------] 38% est: 2s</w:t>
       </w:r>
     </w:p>
     <w:p>
@@ -519,7 +519,7 @@
         <w:rPr>
           <w:rStyle w:val="VerbatimChar"/>
         </w:rPr>
-        <w:t xml:space="preserve">## plot: [2, 3] [=========================================&gt;-------------------------------------------------------] 44% est: 1s</w:t>
+        <w:t xml:space="preserve">## plot: [2, 3] [=========================================&gt;-------------------------------------------------------] 44% est: 2s</w:t>
       </w:r>
       <w:r>
         <w:br/>

--- a/examples/graphics/doc/23-relationship-pair.docx
+++ b/examples/graphics/doc/23-relationship-pair.docx
@@ -430,34 +430,34 @@
         <w:rPr>
           <w:rStyle w:val="VerbatimChar"/>
         </w:rPr>
-        <w:t xml:space="preserve">## plot: [1, 2] [===========&gt;-------------------------------------------------------------------------------------] 12% est: 3s</w:t>
-      </w:r>
-      <w:r>
-        <w:br/>
-      </w:r>
-      <w:r>
-        <w:rPr>
-          <w:rStyle w:val="VerbatimChar"/>
-        </w:rPr>
-        <w:t xml:space="preserve">## plot: [1, 3] [=================&gt;-------------------------------------------------------------------------------] 19% est: 3s</w:t>
-      </w:r>
-      <w:r>
-        <w:br/>
-      </w:r>
-      <w:r>
-        <w:rPr>
-          <w:rStyle w:val="VerbatimChar"/>
-        </w:rPr>
-        <w:t xml:space="preserve">## plot: [1, 4] [=======================&gt;-------------------------------------------------------------------------] 25% est: 3s</w:t>
-      </w:r>
-      <w:r>
-        <w:br/>
-      </w:r>
-      <w:r>
-        <w:rPr>
-          <w:rStyle w:val="VerbatimChar"/>
-        </w:rPr>
-        <w:t xml:space="preserve">## plot: [2, 1] [=============================&gt;-------------------------------------------------------------------] 31% est: 2s</w:t>
+        <w:t xml:space="preserve">## plot: [1, 2] [===========&gt;-------------------------------------------------------------------------------------] 12% est: 1s</w:t>
+      </w:r>
+      <w:r>
+        <w:br/>
+      </w:r>
+      <w:r>
+        <w:rPr>
+          <w:rStyle w:val="VerbatimChar"/>
+        </w:rPr>
+        <w:t xml:space="preserve">## plot: [1, 3] [=================&gt;-------------------------------------------------------------------------------] 19% est: 1s</w:t>
+      </w:r>
+      <w:r>
+        <w:br/>
+      </w:r>
+      <w:r>
+        <w:rPr>
+          <w:rStyle w:val="VerbatimChar"/>
+        </w:rPr>
+        <w:t xml:space="preserve">## plot: [1, 4] [=======================&gt;-------------------------------------------------------------------------] 25% est: 1s</w:t>
+      </w:r>
+      <w:r>
+        <w:br/>
+      </w:r>
+      <w:r>
+        <w:rPr>
+          <w:rStyle w:val="VerbatimChar"/>
+        </w:rPr>
+        <w:t xml:space="preserve">## plot: [2, 1] [=============================&gt;-------------------------------------------------------------------] 31% est: 1s</w:t>
       </w:r>
     </w:p>
     <w:p>
@@ -488,7 +488,7 @@
         <w:rPr>
           <w:rStyle w:val="VerbatimChar"/>
         </w:rPr>
-        <w:t xml:space="preserve">## plot: [2, 2] [===================================&gt;-------------------------------------------------------------] 38% est: 2s</w:t>
+        <w:t xml:space="preserve">## plot: [2, 2] [===================================&gt;-------------------------------------------------------------] 38% est: 1s</w:t>
       </w:r>
     </w:p>
     <w:p>
@@ -519,7 +519,7 @@
         <w:rPr>
           <w:rStyle w:val="VerbatimChar"/>
         </w:rPr>
-        <w:t xml:space="preserve">## plot: [2, 3] [=========================================&gt;-------------------------------------------------------] 44% est: 2s</w:t>
+        <w:t xml:space="preserve">## plot: [2, 3] [=========================================&gt;-------------------------------------------------------] 44% est: 1s</w:t>
       </w:r>
       <w:r>
         <w:br/>
@@ -630,7 +630,7 @@
         <w:rPr>
           <w:rStyle w:val="VerbatimChar"/>
         </w:rPr>
-        <w:t xml:space="preserve">## plot: [3, 4] [========================================================================&gt;------------------------] 75% est: 1s</w:t>
+        <w:t xml:space="preserve">## plot: [3, 4] [========================================================================&gt;------------------------] 75% est: 0s</w:t>
       </w:r>
       <w:r>
         <w:br/>

--- a/examples/graphics/doc/23-relationship-pair.docx
+++ b/examples/graphics/doc/23-relationship-pair.docx
@@ -399,7 +399,7 @@
         <w:rPr>
           <w:rStyle w:val="VerbatimChar"/>
         </w:rPr>
-        <w:t xml:space="preserve">## plot: [1, 1] [=====&gt;-------------------------------------------------------------------------------------------] 6% est: 0s</w:t>
+        <w:t xml:space="preserve">## plot: [1, 1] [=====&gt;---------------------------------------------------------------------------------------] 6% est: 0s</w:t>
       </w:r>
     </w:p>
     <w:p>
@@ -430,34 +430,34 @@
         <w:rPr>
           <w:rStyle w:val="VerbatimChar"/>
         </w:rPr>
-        <w:t xml:space="preserve">## plot: [1, 2] [===========&gt;-------------------------------------------------------------------------------------] 12% est: 1s</w:t>
-      </w:r>
-      <w:r>
-        <w:br/>
-      </w:r>
-      <w:r>
-        <w:rPr>
-          <w:rStyle w:val="VerbatimChar"/>
-        </w:rPr>
-        <w:t xml:space="preserve">## plot: [1, 3] [=================&gt;-------------------------------------------------------------------------------] 19% est: 1s</w:t>
-      </w:r>
-      <w:r>
-        <w:br/>
-      </w:r>
-      <w:r>
-        <w:rPr>
-          <w:rStyle w:val="VerbatimChar"/>
-        </w:rPr>
-        <w:t xml:space="preserve">## plot: [1, 4] [=======================&gt;-------------------------------------------------------------------------] 25% est: 1s</w:t>
-      </w:r>
-      <w:r>
-        <w:br/>
-      </w:r>
-      <w:r>
-        <w:rPr>
-          <w:rStyle w:val="VerbatimChar"/>
-        </w:rPr>
-        <w:t xml:space="preserve">## plot: [2, 1] [=============================&gt;-------------------------------------------------------------------] 31% est: 1s</w:t>
+        <w:t xml:space="preserve">## plot: [1, 2] [===========&gt;---------------------------------------------------------------------------------] 12% est: 1s</w:t>
+      </w:r>
+      <w:r>
+        <w:br/>
+      </w:r>
+      <w:r>
+        <w:rPr>
+          <w:rStyle w:val="VerbatimChar"/>
+        </w:rPr>
+        <w:t xml:space="preserve">## plot: [1, 3] [================&gt;----------------------------------------------------------------------------] 19% est: 1s</w:t>
+      </w:r>
+      <w:r>
+        <w:br/>
+      </w:r>
+      <w:r>
+        <w:rPr>
+          <w:rStyle w:val="VerbatimChar"/>
+        </w:rPr>
+        <w:t xml:space="preserve">## plot: [1, 4] [======================&gt;----------------------------------------------------------------------] 25% est: 1s</w:t>
+      </w:r>
+      <w:r>
+        <w:br/>
+      </w:r>
+      <w:r>
+        <w:rPr>
+          <w:rStyle w:val="VerbatimChar"/>
+        </w:rPr>
+        <w:t xml:space="preserve">## plot: [2, 1] [============================&gt;----------------------------------------------------------------] 31% est: 1s</w:t>
       </w:r>
     </w:p>
     <w:p>
@@ -488,7 +488,7 @@
         <w:rPr>
           <w:rStyle w:val="VerbatimChar"/>
         </w:rPr>
-        <w:t xml:space="preserve">## plot: [2, 2] [===================================&gt;-------------------------------------------------------------] 38% est: 1s</w:t>
+        <w:t xml:space="preserve">## plot: [2, 2] [==================================&gt;----------------------------------------------------------] 38% est: 1s</w:t>
       </w:r>
     </w:p>
     <w:p>
@@ -519,25 +519,25 @@
         <w:rPr>
           <w:rStyle w:val="VerbatimChar"/>
         </w:rPr>
-        <w:t xml:space="preserve">## plot: [2, 3] [=========================================&gt;-------------------------------------------------------] 44% est: 1s</w:t>
-      </w:r>
-      <w:r>
-        <w:br/>
-      </w:r>
-      <w:r>
-        <w:rPr>
-          <w:rStyle w:val="VerbatimChar"/>
-        </w:rPr>
-        <w:t xml:space="preserve">## plot: [2, 4] [===============================================&gt;-------------------------------------------------] 50% est: 1s</w:t>
-      </w:r>
-      <w:r>
-        <w:br/>
-      </w:r>
-      <w:r>
-        <w:rPr>
-          <w:rStyle w:val="VerbatimChar"/>
-        </w:rPr>
-        <w:t xml:space="preserve">## plot: [3, 1] [======================================================&gt;------------------------------------------] 56% est: 1s</w:t>
+        <w:t xml:space="preserve">## plot: [2, 3] [========================================&gt;----------------------------------------------------] 44% est: 1s</w:t>
+      </w:r>
+      <w:r>
+        <w:br/>
+      </w:r>
+      <w:r>
+        <w:rPr>
+          <w:rStyle w:val="VerbatimChar"/>
+        </w:rPr>
+        <w:t xml:space="preserve">## plot: [2, 4] [=============================================&gt;-----------------------------------------------] 50% est: 1s</w:t>
+      </w:r>
+      <w:r>
+        <w:br/>
+      </w:r>
+      <w:r>
+        <w:rPr>
+          <w:rStyle w:val="VerbatimChar"/>
+        </w:rPr>
+        <w:t xml:space="preserve">## plot: [3, 1] [===================================================&gt;-----------------------------------------] 56% est: 1s</w:t>
       </w:r>
     </w:p>
     <w:p>
@@ -568,7 +568,7 @@
         <w:rPr>
           <w:rStyle w:val="VerbatimChar"/>
         </w:rPr>
-        <w:t xml:space="preserve">## plot: [3, 2] [============================================================&gt;------------------------------------] 62% est: 1s</w:t>
+        <w:t xml:space="preserve">## plot: [3, 2] [=========================================================&gt;-----------------------------------] 62% est: 1s</w:t>
       </w:r>
     </w:p>
     <w:p>
@@ -599,7 +599,7 @@
         <w:rPr>
           <w:rStyle w:val="VerbatimChar"/>
         </w:rPr>
-        <w:t xml:space="preserve">## plot: [3, 3] [==================================================================&gt;------------------------------] 69% est: 1s</w:t>
+        <w:t xml:space="preserve">## plot: [3, 3] [===============================================================&gt;-----------------------------] 69% est: 1s</w:t>
       </w:r>
     </w:p>
     <w:p>
@@ -630,16 +630,16 @@
         <w:rPr>
           <w:rStyle w:val="VerbatimChar"/>
         </w:rPr>
-        <w:t xml:space="preserve">## plot: [3, 4] [========================================================================&gt;------------------------] 75% est: 0s</w:t>
-      </w:r>
-      <w:r>
-        <w:br/>
-      </w:r>
-      <w:r>
-        <w:rPr>
-          <w:rStyle w:val="VerbatimChar"/>
-        </w:rPr>
-        <w:t xml:space="preserve">## plot: [4, 1] [==============================================================================&gt;------------------] 81% est: 0s</w:t>
+        <w:t xml:space="preserve">## plot: [3, 4] [=====================================================================&gt;-----------------------] 75% est: 0s</w:t>
+      </w:r>
+      <w:r>
+        <w:br/>
+      </w:r>
+      <w:r>
+        <w:rPr>
+          <w:rStyle w:val="VerbatimChar"/>
+        </w:rPr>
+        <w:t xml:space="preserve">## plot: [4, 1] [===========================================================================&gt;-----------------] 81% est: 0s</w:t>
       </w:r>
     </w:p>
     <w:p>
@@ -670,7 +670,7 @@
         <w:rPr>
           <w:rStyle w:val="VerbatimChar"/>
         </w:rPr>
-        <w:t xml:space="preserve">## plot: [4, 2] [====================================================================================&gt;------------] 88% est: 0s</w:t>
+        <w:t xml:space="preserve">## plot: [4, 2] [================================================================================&gt;------------] 88% est: 0s</w:t>
       </w:r>
     </w:p>
     <w:p>
@@ -701,7 +701,7 @@
         <w:rPr>
           <w:rStyle w:val="VerbatimChar"/>
         </w:rPr>
-        <w:t xml:space="preserve">## plot: [4, 3] [==========================================================================================&gt;------] 94% est: 0s</w:t>
+        <w:t xml:space="preserve">## plot: [4, 3] [======================================================================================&gt;------] 94% est: 0s</w:t>
       </w:r>
     </w:p>
     <w:p>
@@ -732,7 +732,7 @@
         <w:rPr>
           <w:rStyle w:val="VerbatimChar"/>
         </w:rPr>
-        <w:t xml:space="preserve">## plot: [4, 4] [=================================================================================================]100% est: 0s</w:t>
+        <w:t xml:space="preserve">## plot: [4, 4] [=============================================================================================]100% est: 0s</w:t>
       </w:r>
     </w:p>
     <w:p>

--- a/examples/graphics/doc/23-relationship-pair.docx
+++ b/examples/graphics/doc/23-relationship-pair.docx
@@ -103,6 +103,21 @@
         </w:rPr>
         <w:t xml:space="preserve">(daltoolbox)</w:t>
       </w:r>
+      <w:r>
+        <w:br/>
+      </w:r>
+      <w:r>
+        <w:rPr>
+          <w:rStyle w:val="FunctionTok"/>
+        </w:rPr>
+        <w:t xml:space="preserve">library</w:t>
+      </w:r>
+      <w:r>
+        <w:rPr>
+          <w:rStyle w:val="NormalTok"/>
+        </w:rPr>
+        <w:t xml:space="preserve">(GGally)</w:t>
+      </w:r>
     </w:p>
     <w:p>
       <w:pPr>
@@ -110,21 +125,27 @@
       </w:pPr>
       <w:r>
         <w:rPr>
-          <w:rStyle w:val="ControlFlowTok"/>
-        </w:rPr>
-        <w:t xml:space="preserve">if</w:t>
-      </w:r>
-      <w:r>
-        <w:rPr>
-          <w:rStyle w:val="NormalTok"/>
-        </w:rPr>
-        <w:t xml:space="preserve"> (</w:t>
+          <w:rStyle w:val="NormalTok"/>
+        </w:rPr>
+        <w:t xml:space="preserve">grf </w:t>
+      </w:r>
+      <w:r>
+        <w:rPr>
+          <w:rStyle w:val="OtherTok"/>
+        </w:rPr>
+        <w:t xml:space="preserve">&lt;-</w:t>
+      </w:r>
+      <w:r>
+        <w:rPr>
+          <w:rStyle w:val="NormalTok"/>
+        </w:rPr>
+        <w:t xml:space="preserve"> </w:t>
       </w:r>
       <w:r>
         <w:rPr>
           <w:rStyle w:val="FunctionTok"/>
         </w:rPr>
-        <w:t xml:space="preserve">requireNamespace</w:t>
+        <w:t xml:space="preserve">plot_pair</w:t>
       </w:r>
       <w:r>
         <w:rPr>
@@ -133,22 +154,142 @@
         <w:t xml:space="preserve">(</w:t>
       </w:r>
       <w:r>
+        <w:br/>
+      </w:r>
+      <w:r>
+        <w:rPr>
+          <w:rStyle w:val="NormalTok"/>
+        </w:rPr>
+        <w:t xml:space="preserve">  datasets</w:t>
+      </w:r>
+      <w:r>
+        <w:rPr>
+          <w:rStyle w:val="SpecialCharTok"/>
+        </w:rPr>
+        <w:t xml:space="preserve">::</w:t>
+      </w:r>
+      <w:r>
+        <w:rPr>
+          <w:rStyle w:val="NormalTok"/>
+        </w:rPr>
+        <w:t xml:space="preserve">iris,</w:t>
+      </w:r>
+      <w:r>
+        <w:br/>
+      </w:r>
+      <w:r>
+        <w:rPr>
+          <w:rStyle w:val="NormalTok"/>
+        </w:rPr>
+        <w:t xml:space="preserve">  </w:t>
+      </w:r>
+      <w:r>
+        <w:rPr>
+          <w:rStyle w:val="AttributeTok"/>
+        </w:rPr>
+        <w:t xml:space="preserve">cnames =</w:t>
+      </w:r>
+      <w:r>
+        <w:rPr>
+          <w:rStyle w:val="NormalTok"/>
+        </w:rPr>
+        <w:t xml:space="preserve"> </w:t>
+      </w:r>
+      <w:r>
+        <w:rPr>
+          <w:rStyle w:val="FunctionTok"/>
+        </w:rPr>
+        <w:t xml:space="preserve">colnames</w:t>
+      </w:r>
+      <w:r>
+        <w:rPr>
+          <w:rStyle w:val="NormalTok"/>
+        </w:rPr>
+        <w:t xml:space="preserve">(datasets</w:t>
+      </w:r>
+      <w:r>
+        <w:rPr>
+          <w:rStyle w:val="SpecialCharTok"/>
+        </w:rPr>
+        <w:t xml:space="preserve">::</w:t>
+      </w:r>
+      <w:r>
+        <w:rPr>
+          <w:rStyle w:val="NormalTok"/>
+        </w:rPr>
+        <w:t xml:space="preserve">iris)[</w:t>
+      </w:r>
+      <w:r>
+        <w:rPr>
+          <w:rStyle w:val="DecValTok"/>
+        </w:rPr>
+        <w:t xml:space="preserve">1</w:t>
+      </w:r>
+      <w:r>
+        <w:rPr>
+          <w:rStyle w:val="SpecialCharTok"/>
+        </w:rPr>
+        <w:t xml:space="preserve">:</w:t>
+      </w:r>
+      <w:r>
+        <w:rPr>
+          <w:rStyle w:val="DecValTok"/>
+        </w:rPr>
+        <w:t xml:space="preserve">4</w:t>
+      </w:r>
+      <w:r>
+        <w:rPr>
+          <w:rStyle w:val="NormalTok"/>
+        </w:rPr>
+        <w:t xml:space="preserve">],</w:t>
+      </w:r>
+      <w:r>
+        <w:br/>
+      </w:r>
+      <w:r>
+        <w:rPr>
+          <w:rStyle w:val="NormalTok"/>
+        </w:rPr>
+        <w:t xml:space="preserve">  </w:t>
+      </w:r>
+      <w:r>
+        <w:rPr>
+          <w:rStyle w:val="AttributeTok"/>
+        </w:rPr>
+        <w:t xml:space="preserve">title =</w:t>
+      </w:r>
+      <w:r>
+        <w:rPr>
+          <w:rStyle w:val="NormalTok"/>
+        </w:rPr>
+        <w:t xml:space="preserve"> </w:t>
+      </w:r>
+      <w:r>
         <w:rPr>
           <w:rStyle w:val="StringTok"/>
         </w:rPr>
-        <w:t xml:space="preserve">"GGally"</w:t>
-      </w:r>
-      <w:r>
-        <w:rPr>
-          <w:rStyle w:val="NormalTok"/>
-        </w:rPr>
-        <w:t xml:space="preserve">, </w:t>
+        <w:t xml:space="preserve">"Iris scatter matrix"</w:t>
+      </w:r>
+      <w:r>
+        <w:rPr>
+          <w:rStyle w:val="NormalTok"/>
+        </w:rPr>
+        <w:t xml:space="preserve">,</w:t>
+      </w:r>
+      <w:r>
+        <w:br/>
+      </w:r>
+      <w:r>
+        <w:rPr>
+          <w:rStyle w:val="NormalTok"/>
+        </w:rPr>
+        <w:t xml:space="preserve">  </w:t>
       </w:r>
       <w:r>
         <w:rPr>
           <w:rStyle w:val="AttributeTok"/>
         </w:rPr>
-        <w:t xml:space="preserve">quietly =</w:t>
+        <w:t xml:space="preserve">clabel =</w:t>
       </w:r>
       <w:r>
         <w:rPr>
@@ -158,15 +299,9 @@
       </w:r>
       <w:r>
         <w:rPr>
-          <w:rStyle w:val="ConstantTok"/>
-        </w:rPr>
-        <w:t xml:space="preserve">TRUE</w:t>
-      </w:r>
-      <w:r>
-        <w:rPr>
-          <w:rStyle w:val="NormalTok"/>
-        </w:rPr>
-        <w:t xml:space="preserve">)) {</w:t>
+          <w:rStyle w:val="StringTok"/>
+        </w:rPr>
+        <w:t xml:space="preserve">"Species"</w:t>
       </w:r>
       <w:r>
         <w:br/>
@@ -175,204 +310,15 @@
         <w:rPr>
           <w:rStyle w:val="NormalTok"/>
         </w:rPr>
-        <w:t xml:space="preserve">  grf </w:t>
-      </w:r>
-      <w:r>
-        <w:rPr>
-          <w:rStyle w:val="OtherTok"/>
-        </w:rPr>
-        <w:t xml:space="preserve">&lt;-</w:t>
-      </w:r>
-      <w:r>
-        <w:rPr>
-          <w:rStyle w:val="NormalTok"/>
-        </w:rPr>
-        <w:t xml:space="preserve"> </w:t>
+        <w:t xml:space="preserve">)</w:t>
+      </w:r>
+      <w:r>
+        <w:br/>
       </w:r>
       <w:r>
         <w:rPr>
           <w:rStyle w:val="FunctionTok"/>
         </w:rPr>
-        <w:t xml:space="preserve">plot_pair</w:t>
-      </w:r>
-      <w:r>
-        <w:rPr>
-          <w:rStyle w:val="NormalTok"/>
-        </w:rPr>
-        <w:t xml:space="preserve">(</w:t>
-      </w:r>
-      <w:r>
-        <w:br/>
-      </w:r>
-      <w:r>
-        <w:rPr>
-          <w:rStyle w:val="NormalTok"/>
-        </w:rPr>
-        <w:t xml:space="preserve">    datasets</w:t>
-      </w:r>
-      <w:r>
-        <w:rPr>
-          <w:rStyle w:val="SpecialCharTok"/>
-        </w:rPr>
-        <w:t xml:space="preserve">::</w:t>
-      </w:r>
-      <w:r>
-        <w:rPr>
-          <w:rStyle w:val="NormalTok"/>
-        </w:rPr>
-        <w:t xml:space="preserve">iris,</w:t>
-      </w:r>
-      <w:r>
-        <w:br/>
-      </w:r>
-      <w:r>
-        <w:rPr>
-          <w:rStyle w:val="NormalTok"/>
-        </w:rPr>
-        <w:t xml:space="preserve">    </w:t>
-      </w:r>
-      <w:r>
-        <w:rPr>
-          <w:rStyle w:val="AttributeTok"/>
-        </w:rPr>
-        <w:t xml:space="preserve">cnames =</w:t>
-      </w:r>
-      <w:r>
-        <w:rPr>
-          <w:rStyle w:val="NormalTok"/>
-        </w:rPr>
-        <w:t xml:space="preserve"> </w:t>
-      </w:r>
-      <w:r>
-        <w:rPr>
-          <w:rStyle w:val="FunctionTok"/>
-        </w:rPr>
-        <w:t xml:space="preserve">colnames</w:t>
-      </w:r>
-      <w:r>
-        <w:rPr>
-          <w:rStyle w:val="NormalTok"/>
-        </w:rPr>
-        <w:t xml:space="preserve">(datasets</w:t>
-      </w:r>
-      <w:r>
-        <w:rPr>
-          <w:rStyle w:val="SpecialCharTok"/>
-        </w:rPr>
-        <w:t xml:space="preserve">::</w:t>
-      </w:r>
-      <w:r>
-        <w:rPr>
-          <w:rStyle w:val="NormalTok"/>
-        </w:rPr>
-        <w:t xml:space="preserve">iris)[</w:t>
-      </w:r>
-      <w:r>
-        <w:rPr>
-          <w:rStyle w:val="DecValTok"/>
-        </w:rPr>
-        <w:t xml:space="preserve">1</w:t>
-      </w:r>
-      <w:r>
-        <w:rPr>
-          <w:rStyle w:val="SpecialCharTok"/>
-        </w:rPr>
-        <w:t xml:space="preserve">:</w:t>
-      </w:r>
-      <w:r>
-        <w:rPr>
-          <w:rStyle w:val="DecValTok"/>
-        </w:rPr>
-        <w:t xml:space="preserve">4</w:t>
-      </w:r>
-      <w:r>
-        <w:rPr>
-          <w:rStyle w:val="NormalTok"/>
-        </w:rPr>
-        <w:t xml:space="preserve">],</w:t>
-      </w:r>
-      <w:r>
-        <w:br/>
-      </w:r>
-      <w:r>
-        <w:rPr>
-          <w:rStyle w:val="NormalTok"/>
-        </w:rPr>
-        <w:t xml:space="preserve">    </w:t>
-      </w:r>
-      <w:r>
-        <w:rPr>
-          <w:rStyle w:val="AttributeTok"/>
-        </w:rPr>
-        <w:t xml:space="preserve">title =</w:t>
-      </w:r>
-      <w:r>
-        <w:rPr>
-          <w:rStyle w:val="NormalTok"/>
-        </w:rPr>
-        <w:t xml:space="preserve"> </w:t>
-      </w:r>
-      <w:r>
-        <w:rPr>
-          <w:rStyle w:val="StringTok"/>
-        </w:rPr>
-        <w:t xml:space="preserve">"Iris scatter matrix"</w:t>
-      </w:r>
-      <w:r>
-        <w:rPr>
-          <w:rStyle w:val="NormalTok"/>
-        </w:rPr>
-        <w:t xml:space="preserve">,</w:t>
-      </w:r>
-      <w:r>
-        <w:br/>
-      </w:r>
-      <w:r>
-        <w:rPr>
-          <w:rStyle w:val="NormalTok"/>
-        </w:rPr>
-        <w:t xml:space="preserve">    </w:t>
-      </w:r>
-      <w:r>
-        <w:rPr>
-          <w:rStyle w:val="AttributeTok"/>
-        </w:rPr>
-        <w:t xml:space="preserve">clabel =</w:t>
-      </w:r>
-      <w:r>
-        <w:rPr>
-          <w:rStyle w:val="NormalTok"/>
-        </w:rPr>
-        <w:t xml:space="preserve"> </w:t>
-      </w:r>
-      <w:r>
-        <w:rPr>
-          <w:rStyle w:val="StringTok"/>
-        </w:rPr>
-        <w:t xml:space="preserve">"Species"</w:t>
-      </w:r>
-      <w:r>
-        <w:br/>
-      </w:r>
-      <w:r>
-        <w:rPr>
-          <w:rStyle w:val="NormalTok"/>
-        </w:rPr>
-        <w:t xml:space="preserve">  )</w:t>
-      </w:r>
-      <w:r>
-        <w:br/>
-      </w:r>
-      <w:r>
-        <w:rPr>
-          <w:rStyle w:val="NormalTok"/>
-        </w:rPr>
-        <w:t xml:space="preserve">  </w:t>
-      </w:r>
-      <w:r>
-        <w:rPr>
-          <w:rStyle w:val="FunctionTok"/>
-        </w:rPr>
         <w:t xml:space="preserve">print</w:t>
       </w:r>
       <w:r>
@@ -380,379 +326,6 @@
           <w:rStyle w:val="NormalTok"/>
         </w:rPr>
         <w:t xml:space="preserve">(grf)</w:t>
-      </w:r>
-      <w:r>
-        <w:br/>
-      </w:r>
-      <w:r>
-        <w:rPr>
-          <w:rStyle w:val="NormalTok"/>
-        </w:rPr>
-        <w:t xml:space="preserve">}</w:t>
-      </w:r>
-    </w:p>
-    <w:p>
-      <w:pPr>
-        <w:pStyle w:val="SourceCode"/>
-      </w:pPr>
-      <w:r>
-        <w:rPr>
-          <w:rStyle w:val="VerbatimChar"/>
-        </w:rPr>
-        <w:t xml:space="preserve">## plot: [1, 1] [=====&gt;---------------------------------------------------------------------------------------] 6% est: 0s</w:t>
-      </w:r>
-    </w:p>
-    <w:p>
-      <w:pPr>
-        <w:pStyle w:val="SourceCode"/>
-      </w:pPr>
-      <w:r>
-        <w:rPr>
-          <w:rStyle w:val="VerbatimChar"/>
-        </w:rPr>
-        <w:t xml:space="preserve">## Warning: Use of `data[[clabel]]` is discouraged.</w:t>
-      </w:r>
-      <w:r>
-        <w:br/>
-      </w:r>
-      <w:r>
-        <w:rPr>
-          <w:rStyle w:val="VerbatimChar"/>
-        </w:rPr>
-        <w:t xml:space="preserve">## ℹ Use `.data[[clabel]]` instead.</w:t>
-      </w:r>
-    </w:p>
-    <w:p>
-      <w:pPr>
-        <w:pStyle w:val="SourceCode"/>
-      </w:pPr>
-      <w:r>
-        <w:rPr>
-          <w:rStyle w:val="VerbatimChar"/>
-        </w:rPr>
-        <w:t xml:space="preserve">## plot: [1, 2] [===========&gt;---------------------------------------------------------------------------------] 12% est: 1s</w:t>
-      </w:r>
-      <w:r>
-        <w:br/>
-      </w:r>
-      <w:r>
-        <w:rPr>
-          <w:rStyle w:val="VerbatimChar"/>
-        </w:rPr>
-        <w:t xml:space="preserve">## plot: [1, 3] [================&gt;----------------------------------------------------------------------------] 19% est: 1s</w:t>
-      </w:r>
-      <w:r>
-        <w:br/>
-      </w:r>
-      <w:r>
-        <w:rPr>
-          <w:rStyle w:val="VerbatimChar"/>
-        </w:rPr>
-        <w:t xml:space="preserve">## plot: [1, 4] [======================&gt;----------------------------------------------------------------------] 25% est: 1s</w:t>
-      </w:r>
-      <w:r>
-        <w:br/>
-      </w:r>
-      <w:r>
-        <w:rPr>
-          <w:rStyle w:val="VerbatimChar"/>
-        </w:rPr>
-        <w:t xml:space="preserve">## plot: [2, 1] [============================&gt;----------------------------------------------------------------] 31% est: 1s</w:t>
-      </w:r>
-    </w:p>
-    <w:p>
-      <w:pPr>
-        <w:pStyle w:val="SourceCode"/>
-      </w:pPr>
-      <w:r>
-        <w:rPr>
-          <w:rStyle w:val="VerbatimChar"/>
-        </w:rPr>
-        <w:t xml:space="preserve">## Warning: Use of `data[[clabel]]` is discouraged.</w:t>
-      </w:r>
-      <w:r>
-        <w:br/>
-      </w:r>
-      <w:r>
-        <w:rPr>
-          <w:rStyle w:val="VerbatimChar"/>
-        </w:rPr>
-        <w:t xml:space="preserve">## ℹ Use `.data[[clabel]]` instead.</w:t>
-      </w:r>
-    </w:p>
-    <w:p>
-      <w:pPr>
-        <w:pStyle w:val="SourceCode"/>
-      </w:pPr>
-      <w:r>
-        <w:rPr>
-          <w:rStyle w:val="VerbatimChar"/>
-        </w:rPr>
-        <w:t xml:space="preserve">## plot: [2, 2] [==================================&gt;----------------------------------------------------------] 38% est: 1s</w:t>
-      </w:r>
-    </w:p>
-    <w:p>
-      <w:pPr>
-        <w:pStyle w:val="SourceCode"/>
-      </w:pPr>
-      <w:r>
-        <w:rPr>
-          <w:rStyle w:val="VerbatimChar"/>
-        </w:rPr>
-        <w:t xml:space="preserve">## Warning: Use of `data[[clabel]]` is discouraged.</w:t>
-      </w:r>
-      <w:r>
-        <w:br/>
-      </w:r>
-      <w:r>
-        <w:rPr>
-          <w:rStyle w:val="VerbatimChar"/>
-        </w:rPr>
-        <w:t xml:space="preserve">## ℹ Use `.data[[clabel]]` instead.</w:t>
-      </w:r>
-    </w:p>
-    <w:p>
-      <w:pPr>
-        <w:pStyle w:val="SourceCode"/>
-      </w:pPr>
-      <w:r>
-        <w:rPr>
-          <w:rStyle w:val="VerbatimChar"/>
-        </w:rPr>
-        <w:t xml:space="preserve">## plot: [2, 3] [========================================&gt;----------------------------------------------------] 44% est: 1s</w:t>
-      </w:r>
-      <w:r>
-        <w:br/>
-      </w:r>
-      <w:r>
-        <w:rPr>
-          <w:rStyle w:val="VerbatimChar"/>
-        </w:rPr>
-        <w:t xml:space="preserve">## plot: [2, 4] [=============================================&gt;-----------------------------------------------] 50% est: 1s</w:t>
-      </w:r>
-      <w:r>
-        <w:br/>
-      </w:r>
-      <w:r>
-        <w:rPr>
-          <w:rStyle w:val="VerbatimChar"/>
-        </w:rPr>
-        <w:t xml:space="preserve">## plot: [3, 1] [===================================================&gt;-----------------------------------------] 56% est: 1s</w:t>
-      </w:r>
-    </w:p>
-    <w:p>
-      <w:pPr>
-        <w:pStyle w:val="SourceCode"/>
-      </w:pPr>
-      <w:r>
-        <w:rPr>
-          <w:rStyle w:val="VerbatimChar"/>
-        </w:rPr>
-        <w:t xml:space="preserve">## Warning: Use of `data[[clabel]]` is discouraged.</w:t>
-      </w:r>
-      <w:r>
-        <w:br/>
-      </w:r>
-      <w:r>
-        <w:rPr>
-          <w:rStyle w:val="VerbatimChar"/>
-        </w:rPr>
-        <w:t xml:space="preserve">## ℹ Use `.data[[clabel]]` instead.</w:t>
-      </w:r>
-    </w:p>
-    <w:p>
-      <w:pPr>
-        <w:pStyle w:val="SourceCode"/>
-      </w:pPr>
-      <w:r>
-        <w:rPr>
-          <w:rStyle w:val="VerbatimChar"/>
-        </w:rPr>
-        <w:t xml:space="preserve">## plot: [3, 2] [=========================================================&gt;-----------------------------------] 62% est: 1s</w:t>
-      </w:r>
-    </w:p>
-    <w:p>
-      <w:pPr>
-        <w:pStyle w:val="SourceCode"/>
-      </w:pPr>
-      <w:r>
-        <w:rPr>
-          <w:rStyle w:val="VerbatimChar"/>
-        </w:rPr>
-        <w:t xml:space="preserve">## Warning: Use of `data[[clabel]]` is discouraged.</w:t>
-      </w:r>
-      <w:r>
-        <w:br/>
-      </w:r>
-      <w:r>
-        <w:rPr>
-          <w:rStyle w:val="VerbatimChar"/>
-        </w:rPr>
-        <w:t xml:space="preserve">## ℹ Use `.data[[clabel]]` instead.</w:t>
-      </w:r>
-    </w:p>
-    <w:p>
-      <w:pPr>
-        <w:pStyle w:val="SourceCode"/>
-      </w:pPr>
-      <w:r>
-        <w:rPr>
-          <w:rStyle w:val="VerbatimChar"/>
-        </w:rPr>
-        <w:t xml:space="preserve">## plot: [3, 3] [===============================================================&gt;-----------------------------] 69% est: 1s</w:t>
-      </w:r>
-    </w:p>
-    <w:p>
-      <w:pPr>
-        <w:pStyle w:val="SourceCode"/>
-      </w:pPr>
-      <w:r>
-        <w:rPr>
-          <w:rStyle w:val="VerbatimChar"/>
-        </w:rPr>
-        <w:t xml:space="preserve">## Warning: Use of `data[[clabel]]` is discouraged.</w:t>
-      </w:r>
-      <w:r>
-        <w:br/>
-      </w:r>
-      <w:r>
-        <w:rPr>
-          <w:rStyle w:val="VerbatimChar"/>
-        </w:rPr>
-        <w:t xml:space="preserve">## ℹ Use `.data[[clabel]]` instead.</w:t>
-      </w:r>
-    </w:p>
-    <w:p>
-      <w:pPr>
-        <w:pStyle w:val="SourceCode"/>
-      </w:pPr>
-      <w:r>
-        <w:rPr>
-          <w:rStyle w:val="VerbatimChar"/>
-        </w:rPr>
-        <w:t xml:space="preserve">## plot: [3, 4] [=====================================================================&gt;-----------------------] 75% est: 0s</w:t>
-      </w:r>
-      <w:r>
-        <w:br/>
-      </w:r>
-      <w:r>
-        <w:rPr>
-          <w:rStyle w:val="VerbatimChar"/>
-        </w:rPr>
-        <w:t xml:space="preserve">## plot: [4, 1] [===========================================================================&gt;-----------------] 81% est: 0s</w:t>
-      </w:r>
-    </w:p>
-    <w:p>
-      <w:pPr>
-        <w:pStyle w:val="SourceCode"/>
-      </w:pPr>
-      <w:r>
-        <w:rPr>
-          <w:rStyle w:val="VerbatimChar"/>
-        </w:rPr>
-        <w:t xml:space="preserve">## Warning: Use of `data[[clabel]]` is discouraged.</w:t>
-      </w:r>
-      <w:r>
-        <w:br/>
-      </w:r>
-      <w:r>
-        <w:rPr>
-          <w:rStyle w:val="VerbatimChar"/>
-        </w:rPr>
-        <w:t xml:space="preserve">## ℹ Use `.data[[clabel]]` instead.</w:t>
-      </w:r>
-    </w:p>
-    <w:p>
-      <w:pPr>
-        <w:pStyle w:val="SourceCode"/>
-      </w:pPr>
-      <w:r>
-        <w:rPr>
-          <w:rStyle w:val="VerbatimChar"/>
-        </w:rPr>
-        <w:t xml:space="preserve">## plot: [4, 2] [================================================================================&gt;------------] 88% est: 0s</w:t>
-      </w:r>
-    </w:p>
-    <w:p>
-      <w:pPr>
-        <w:pStyle w:val="SourceCode"/>
-      </w:pPr>
-      <w:r>
-        <w:rPr>
-          <w:rStyle w:val="VerbatimChar"/>
-        </w:rPr>
-        <w:t xml:space="preserve">## Warning: Use of `data[[clabel]]` is discouraged.</w:t>
-      </w:r>
-      <w:r>
-        <w:br/>
-      </w:r>
-      <w:r>
-        <w:rPr>
-          <w:rStyle w:val="VerbatimChar"/>
-        </w:rPr>
-        <w:t xml:space="preserve">## ℹ Use `.data[[clabel]]` instead.</w:t>
-      </w:r>
-    </w:p>
-    <w:p>
-      <w:pPr>
-        <w:pStyle w:val="SourceCode"/>
-      </w:pPr>
-      <w:r>
-        <w:rPr>
-          <w:rStyle w:val="VerbatimChar"/>
-        </w:rPr>
-        <w:t xml:space="preserve">## plot: [4, 3] [======================================================================================&gt;------] 94% est: 0s</w:t>
-      </w:r>
-    </w:p>
-    <w:p>
-      <w:pPr>
-        <w:pStyle w:val="SourceCode"/>
-      </w:pPr>
-      <w:r>
-        <w:rPr>
-          <w:rStyle w:val="VerbatimChar"/>
-        </w:rPr>
-        <w:t xml:space="preserve">## Warning: Use of `data[[clabel]]` is discouraged.</w:t>
-      </w:r>
-      <w:r>
-        <w:br/>
-      </w:r>
-      <w:r>
-        <w:rPr>
-          <w:rStyle w:val="VerbatimChar"/>
-        </w:rPr>
-        <w:t xml:space="preserve">## ℹ Use `.data[[clabel]]` instead.</w:t>
-      </w:r>
-    </w:p>
-    <w:p>
-      <w:pPr>
-        <w:pStyle w:val="SourceCode"/>
-      </w:pPr>
-      <w:r>
-        <w:rPr>
-          <w:rStyle w:val="VerbatimChar"/>
-        </w:rPr>
-        <w:t xml:space="preserve">## plot: [4, 4] [=============================================================================================]100% est: 0s</w:t>
-      </w:r>
-    </w:p>
-    <w:p>
-      <w:pPr>
-        <w:pStyle w:val="SourceCode"/>
-      </w:pPr>
-      <w:r>
-        <w:rPr>
-          <w:rStyle w:val="VerbatimChar"/>
-        </w:rPr>
-        <w:t xml:space="preserve">## Warning: Use of `data[[clabel]]` is discouraged.</w:t>
-      </w:r>
-      <w:r>
-        <w:br/>
-      </w:r>
-      <w:r>
-        <w:rPr>
-          <w:rStyle w:val="VerbatimChar"/>
-        </w:rPr>
-        <w:t xml:space="preserve">## ℹ Use `.data[[clabel]]` instead.</w:t>
       </w:r>
     </w:p>
     <w:p>
